--- a/Assignments/Lab 9.docx
+++ b/Assignments/Lab 9.docx
@@ -367,6 +367,15 @@
     </w:p>
     <w:p>
       <w:pPr>
+        <w:pStyle w:val="ListParagraph"/>
+        <w:widowControl w:val="0"/>
+        <w:overflowPunct w:val="0"/>
+        <w:autoSpaceDE w:val="0"/>
+        <w:autoSpaceDN w:val="0"/>
+        <w:adjustRightInd w:val="0"/>
+        <w:spacing w:before="120" w:after="0" w:line="240" w:lineRule="auto"/>
+        <w:ind w:right="-79"/>
+        <w:jc w:val="both"/>
         <w:rPr>
           <w:b/>
           <w:bCs/>
@@ -376,15 +385,56 @@
       </w:pPr>
     </w:p>
     <w:p>
+      <w:pPr>
+        <w:ind w:left="720"/>
+        <w:rPr>
+          <w:b/>
+          <w:bCs/>
+          <w:sz w:val="28"/>
+          <w:szCs w:val="28"/>
+        </w:rPr>
+      </w:pPr>
+      <w:r>
+        <w:rPr>
+          <w:b/>
+          <w:bCs/>
+          <w:sz w:val="28"/>
+          <w:szCs w:val="28"/>
+        </w:rPr>
+        <w:t>HTTP</w:t>
+      </w:r>
+      <w:r>
+        <w:rPr>
+          <w:b/>
+          <w:bCs/>
+          <w:sz w:val="28"/>
+          <w:szCs w:val="28"/>
+        </w:rPr>
+        <w:t>:</w:t>
+      </w:r>
+      <w:r>
+        <w:rPr>
+          <w:b/>
+          <w:bCs/>
+          <w:sz w:val="28"/>
+          <w:szCs w:val="28"/>
+        </w:rPr>
+        <w:t xml:space="preserve"> -</w:t>
+      </w:r>
+    </w:p>
+    <w:p>
+      <w:pPr>
+        <w:ind w:left="720"/>
+      </w:pPr>
       <w:r>
         <w:rPr>
           <w:noProof/>
         </w:rPr>
         <w:drawing>
-          <wp:inline distT="0" distB="0" distL="0" distR="0" wp14:anchorId="4F26E043" wp14:editId="341AAFB0">
-            <wp:extent cx="6286500" cy="3325495"/>
-            <wp:effectExtent l="0" t="0" r="0" b="8255"/>
-            <wp:docPr id="1571347523" name="Picture 4"/>
+          <wp:inline distT="0" distB="0" distL="0" distR="0" wp14:anchorId="46F177E8" wp14:editId="75CB9F5A">
+            <wp:extent cx="5974080" cy="3338195"/>
+            <wp:effectExtent l="0" t="0" r="7620" b="0"/>
+            <wp:docPr id="235017880" name="Picture 4"/>
             <wp:cNvGraphicFramePr>
               <a:graphicFrameLocks xmlns:a="http://schemas.openxmlformats.org/drawingml/2006/main" noChangeAspect="1"/>
             </wp:cNvGraphicFramePr>
@@ -413,7 +463,7 @@
                   <pic:spPr bwMode="auto">
                     <a:xfrm>
                       <a:off x="0" y="0"/>
-                      <a:ext cx="6286500" cy="3325495"/>
+                      <a:ext cx="5974080" cy="3338195"/>
                     </a:xfrm>
                     <a:prstGeom prst="rect">
                       <a:avLst/>
@@ -429,21 +479,21 @@
           </wp:inline>
         </w:drawing>
       </w:r>
-      <w:r>
-        <w:t xml:space="preserve"> </w:t>
-      </w:r>
     </w:p>
     <w:p>
+      <w:pPr>
+        <w:ind w:left="720"/>
+      </w:pPr>
       <w:r>
         <w:rPr>
           <w:noProof/>
         </w:rPr>
         <w:lastRenderedPageBreak/>
         <w:drawing>
-          <wp:inline distT="0" distB="0" distL="0" distR="0" wp14:anchorId="6B3CCD14" wp14:editId="18F2C275">
-            <wp:extent cx="6286500" cy="3338195"/>
-            <wp:effectExtent l="0" t="0" r="0" b="0"/>
-            <wp:docPr id="137924488" name="Picture 5"/>
+          <wp:inline distT="0" distB="0" distL="0" distR="0" wp14:anchorId="200016D7" wp14:editId="073ACCB3">
+            <wp:extent cx="5974080" cy="3325495"/>
+            <wp:effectExtent l="0" t="0" r="7620" b="8255"/>
+            <wp:docPr id="449612889" name="Picture 5"/>
             <wp:cNvGraphicFramePr>
               <a:graphicFrameLocks xmlns:a="http://schemas.openxmlformats.org/drawingml/2006/main" noChangeAspect="1"/>
             </wp:cNvGraphicFramePr>
@@ -472,7 +522,7 @@
                   <pic:spPr bwMode="auto">
                     <a:xfrm>
                       <a:off x="0" y="0"/>
-                      <a:ext cx="6286500" cy="3338195"/>
+                      <a:ext cx="5974080" cy="3325495"/>
                     </a:xfrm>
                     <a:prstGeom prst="rect">
                       <a:avLst/>
@@ -488,18 +538,49 @@
           </wp:inline>
         </w:drawing>
       </w:r>
+    </w:p>
+    <w:p>
+      <w:pPr>
+        <w:ind w:left="720"/>
+        <w:rPr>
+          <w:b/>
+          <w:bCs/>
+          <w:sz w:val="28"/>
+          <w:szCs w:val="28"/>
+        </w:rPr>
+      </w:pPr>
       <w:r>
-        <w:t xml:space="preserve"> </w:t>
+        <w:rPr>
+          <w:b/>
+          <w:bCs/>
+          <w:sz w:val="28"/>
+          <w:szCs w:val="28"/>
+        </w:rPr>
+        <w:t>TCP</w:t>
       </w:r>
+      <w:r>
+        <w:rPr>
+          <w:b/>
+          <w:bCs/>
+          <w:sz w:val="28"/>
+          <w:szCs w:val="28"/>
+        </w:rPr>
+        <w:t>: -</w:t>
+      </w:r>
+    </w:p>
+    <w:p>
+      <w:pPr>
+        <w:ind w:left="720"/>
+      </w:pPr>
       <w:r>
         <w:rPr>
           <w:noProof/>
         </w:rPr>
         <w:drawing>
-          <wp:inline distT="0" distB="0" distL="0" distR="0" wp14:anchorId="5E411A6E" wp14:editId="7898CCB9">
-            <wp:extent cx="6286500" cy="3325495"/>
-            <wp:effectExtent l="0" t="0" r="0" b="8255"/>
-            <wp:docPr id="2019433740" name="Picture 6"/>
+          <wp:inline distT="0" distB="0" distL="0" distR="0" wp14:anchorId="69248149" wp14:editId="5A158922">
+            <wp:extent cx="5996940" cy="3322955"/>
+            <wp:effectExtent l="0" t="0" r="3810" b="0"/>
+            <wp:docPr id="1692789729" name="Picture 6"/>
             <wp:cNvGraphicFramePr>
               <a:graphicFrameLocks xmlns:a="http://schemas.openxmlformats.org/drawingml/2006/main" noChangeAspect="1"/>
             </wp:cNvGraphicFramePr>
@@ -528,7 +609,7 @@
                   <pic:spPr bwMode="auto">
                     <a:xfrm>
                       <a:off x="0" y="0"/>
-                      <a:ext cx="6286500" cy="3325495"/>
+                      <a:ext cx="5996940" cy="3322955"/>
                     </a:xfrm>
                     <a:prstGeom prst="rect">
                       <a:avLst/>
@@ -544,19 +625,21 @@
           </wp:inline>
         </w:drawing>
       </w:r>
+    </w:p>
+    <w:p>
       <w:r>
-        <w:t xml:space="preserve"> </w:t>
+        <w:lastRenderedPageBreak/>
+        <w:t xml:space="preserve">      </w:t>
       </w:r>
       <w:r>
         <w:rPr>
           <w:noProof/>
         </w:rPr>
-        <w:lastRenderedPageBreak/>
         <w:drawing>
-          <wp:inline distT="0" distB="0" distL="0" distR="0" wp14:anchorId="46B18BF9" wp14:editId="2288E3D3">
+          <wp:inline distT="0" distB="0" distL="0" distR="0" wp14:anchorId="6126FEE4" wp14:editId="196F3373">
             <wp:extent cx="6286500" cy="3335655"/>
             <wp:effectExtent l="0" t="0" r="0" b="0"/>
-            <wp:docPr id="2057378204" name="Picture 7"/>
+            <wp:docPr id="227099451" name="Picture 7"/>
             <wp:cNvGraphicFramePr>
               <a:graphicFrameLocks xmlns:a="http://schemas.openxmlformats.org/drawingml/2006/main" noChangeAspect="1"/>
             </wp:cNvGraphicFramePr>
@@ -601,18 +684,45 @@
           </wp:inline>
         </w:drawing>
       </w:r>
+    </w:p>
+    <w:p>
+      <w:pPr>
+        <w:rPr>
+          <w:b/>
+          <w:bCs/>
+          <w:sz w:val="28"/>
+          <w:szCs w:val="28"/>
+        </w:rPr>
+      </w:pPr>
       <w:r>
-        <w:t xml:space="preserve"> </w:t>
+        <w:rPr>
+          <w:b/>
+          <w:bCs/>
+          <w:sz w:val="28"/>
+          <w:szCs w:val="28"/>
+        </w:rPr>
+        <w:t>UDP</w:t>
       </w:r>
+      <w:r>
+        <w:rPr>
+          <w:b/>
+          <w:bCs/>
+          <w:sz w:val="28"/>
+          <w:szCs w:val="28"/>
+        </w:rPr>
+        <w:t>: -</w:t>
+      </w:r>
+    </w:p>
+    <w:p>
       <w:r>
         <w:rPr>
           <w:noProof/>
         </w:rPr>
         <w:drawing>
-          <wp:inline distT="0" distB="0" distL="0" distR="0" wp14:anchorId="44838737" wp14:editId="75A6FEC6">
-            <wp:extent cx="6286500" cy="3322955"/>
-            <wp:effectExtent l="0" t="0" r="0" b="0"/>
-            <wp:docPr id="334910870" name="Picture 8"/>
+          <wp:inline distT="0" distB="0" distL="0" distR="0" wp14:anchorId="35EBD1A3" wp14:editId="73DA5156">
+            <wp:extent cx="6286500" cy="3328035"/>
+            <wp:effectExtent l="0" t="0" r="0" b="5715"/>
+            <wp:docPr id="1733180569" name="Picture 8"/>
             <wp:cNvGraphicFramePr>
               <a:graphicFrameLocks xmlns:a="http://schemas.openxmlformats.org/drawingml/2006/main" noChangeAspect="1"/>
             </wp:cNvGraphicFramePr>
@@ -641,7 +751,7 @@
                   <pic:spPr bwMode="auto">
                     <a:xfrm>
                       <a:off x="0" y="0"/>
-                      <a:ext cx="6286500" cy="3322955"/>
+                      <a:ext cx="6286500" cy="3328035"/>
                     </a:xfrm>
                     <a:prstGeom prst="rect">
                       <a:avLst/>
@@ -657,19 +767,18 @@
           </wp:inline>
         </w:drawing>
       </w:r>
-      <w:r>
-        <w:t xml:space="preserve"> </w:t>
-      </w:r>
+    </w:p>
+    <w:p>
       <w:r>
         <w:rPr>
           <w:noProof/>
         </w:rPr>
         <w:lastRenderedPageBreak/>
         <w:drawing>
-          <wp:inline distT="0" distB="0" distL="0" distR="0" wp14:anchorId="54D63D83" wp14:editId="4AE95D24">
-            <wp:extent cx="6286500" cy="3335655"/>
-            <wp:effectExtent l="0" t="0" r="0" b="0"/>
-            <wp:docPr id="741306233" name="Picture 9"/>
+          <wp:inline distT="0" distB="0" distL="0" distR="0" wp14:anchorId="1B3C4B69" wp14:editId="34C139FC">
+            <wp:extent cx="6286500" cy="3328035"/>
+            <wp:effectExtent l="0" t="0" r="0" b="5715"/>
+            <wp:docPr id="1138052489" name="Picture 9"/>
             <wp:cNvGraphicFramePr>
               <a:graphicFrameLocks xmlns:a="http://schemas.openxmlformats.org/drawingml/2006/main" noChangeAspect="1"/>
             </wp:cNvGraphicFramePr>
@@ -684,6 +793,180 @@
                   </pic:nvPicPr>
                   <pic:blipFill>
                     <a:blip r:embed="rId14" cstate="print">
+                      <a:extLst>
+                        <a:ext uri="{28A0092B-C50C-407E-A947-70E740481C1C}">
+                          <a14:useLocalDpi xmlns:a14="http://schemas.microsoft.com/office/drawing/2010/main" val="0"/>
+                        </a:ext>
+                      </a:extLst>
+                    </a:blip>
+                    <a:srcRect/>
+                    <a:stretch>
+                      <a:fillRect/>
+                    </a:stretch>
+                  </pic:blipFill>
+                  <pic:spPr bwMode="auto">
+                    <a:xfrm>
+                      <a:off x="0" y="0"/>
+                      <a:ext cx="6286500" cy="3328035"/>
+                    </a:xfrm>
+                    <a:prstGeom prst="rect">
+                      <a:avLst/>
+                    </a:prstGeom>
+                    <a:noFill/>
+                    <a:ln>
+                      <a:noFill/>
+                    </a:ln>
+                  </pic:spPr>
+                </pic:pic>
+              </a:graphicData>
+            </a:graphic>
+          </wp:inline>
+        </w:drawing>
+      </w:r>
+    </w:p>
+    <w:p>
+      <w:pPr>
+        <w:rPr>
+          <w:b/>
+          <w:bCs/>
+          <w:sz w:val="28"/>
+          <w:szCs w:val="28"/>
+        </w:rPr>
+      </w:pPr>
+      <w:r>
+        <w:rPr>
+          <w:b/>
+          <w:bCs/>
+          <w:sz w:val="28"/>
+          <w:szCs w:val="28"/>
+        </w:rPr>
+        <w:t>DNS: -</w:t>
+      </w:r>
+    </w:p>
+    <w:p>
+      <w:pPr>
+        <w:rPr>
+          <w:b/>
+          <w:bCs/>
+          <w:sz w:val="28"/>
+          <w:szCs w:val="28"/>
+        </w:rPr>
+      </w:pPr>
+      <w:r>
+        <w:rPr>
+          <w:noProof/>
+        </w:rPr>
+        <w:drawing>
+          <wp:inline distT="0" distB="0" distL="0" distR="0" wp14:anchorId="0BBD9D2D" wp14:editId="5CB55D18">
+            <wp:extent cx="6286500" cy="3325495"/>
+            <wp:effectExtent l="0" t="0" r="0" b="8255"/>
+            <wp:docPr id="1005601630" name="Picture 10"/>
+            <wp:cNvGraphicFramePr>
+              <a:graphicFrameLocks xmlns:a="http://schemas.openxmlformats.org/drawingml/2006/main" noChangeAspect="1"/>
+            </wp:cNvGraphicFramePr>
+            <a:graphic xmlns:a="http://schemas.openxmlformats.org/drawingml/2006/main">
+              <a:graphicData uri="http://schemas.openxmlformats.org/drawingml/2006/picture">
+                <pic:pic xmlns:pic="http://schemas.openxmlformats.org/drawingml/2006/picture">
+                  <pic:nvPicPr>
+                    <pic:cNvPr id="0" name="Picture 13"/>
+                    <pic:cNvPicPr>
+                      <a:picLocks noChangeAspect="1" noChangeArrowheads="1"/>
+                    </pic:cNvPicPr>
+                  </pic:nvPicPr>
+                  <pic:blipFill>
+                    <a:blip r:embed="rId15" cstate="print">
+                      <a:extLst>
+                        <a:ext uri="{28A0092B-C50C-407E-A947-70E740481C1C}">
+                          <a14:useLocalDpi xmlns:a14="http://schemas.microsoft.com/office/drawing/2010/main" val="0"/>
+                        </a:ext>
+                      </a:extLst>
+                    </a:blip>
+                    <a:srcRect/>
+                    <a:stretch>
+                      <a:fillRect/>
+                    </a:stretch>
+                  </pic:blipFill>
+                  <pic:spPr bwMode="auto">
+                    <a:xfrm>
+                      <a:off x="0" y="0"/>
+                      <a:ext cx="6286500" cy="3325495"/>
+                    </a:xfrm>
+                    <a:prstGeom prst="rect">
+                      <a:avLst/>
+                    </a:prstGeom>
+                    <a:noFill/>
+                    <a:ln>
+                      <a:noFill/>
+                    </a:ln>
+                  </pic:spPr>
+                </pic:pic>
+              </a:graphicData>
+            </a:graphic>
+          </wp:inline>
+        </w:drawing>
+      </w:r>
+    </w:p>
+    <w:p>
+      <w:pPr>
+        <w:rPr>
+          <w:b/>
+          <w:bCs/>
+          <w:sz w:val="28"/>
+          <w:szCs w:val="28"/>
+        </w:rPr>
+      </w:pPr>
+      <w:r>
+        <w:rPr>
+          <w:b/>
+          <w:bCs/>
+          <w:sz w:val="28"/>
+          <w:szCs w:val="28"/>
+        </w:rPr>
+        <w:t>ICMP</w:t>
+      </w:r>
+      <w:r>
+        <w:rPr>
+          <w:b/>
+          <w:bCs/>
+          <w:sz w:val="28"/>
+          <w:szCs w:val="28"/>
+        </w:rPr>
+        <w:t>: -</w:t>
+      </w:r>
+    </w:p>
+    <w:p>
+      <w:pPr>
+        <w:rPr>
+          <w:b/>
+          <w:bCs/>
+          <w:sz w:val="28"/>
+          <w:szCs w:val="28"/>
+        </w:rPr>
+      </w:pPr>
+      <w:r>
+        <w:rPr>
+          <w:noProof/>
+        </w:rPr>
+        <w:lastRenderedPageBreak/>
+        <w:drawing>
+          <wp:inline distT="0" distB="0" distL="0" distR="0" wp14:anchorId="744112E1" wp14:editId="55208C5B">
+            <wp:extent cx="6286500" cy="3335655"/>
+            <wp:effectExtent l="0" t="0" r="0" b="0"/>
+            <wp:docPr id="1856597734" name="Picture 11"/>
+            <wp:cNvGraphicFramePr>
+              <a:graphicFrameLocks xmlns:a="http://schemas.openxmlformats.org/drawingml/2006/main" noChangeAspect="1"/>
+            </wp:cNvGraphicFramePr>
+            <a:graphic xmlns:a="http://schemas.openxmlformats.org/drawingml/2006/main">
+              <a:graphicData uri="http://schemas.openxmlformats.org/drawingml/2006/picture">
+                <pic:pic xmlns:pic="http://schemas.openxmlformats.org/drawingml/2006/picture">
+                  <pic:nvPicPr>
+                    <pic:cNvPr id="0" name="Picture 15"/>
+                    <pic:cNvPicPr>
+                      <a:picLocks noChangeAspect="1" noChangeArrowheads="1"/>
+                    </pic:cNvPicPr>
+                  </pic:nvPicPr>
+                  <pic:blipFill>
+                    <a:blip r:embed="rId16" cstate="print">
                       <a:extLst>
                         <a:ext uri="{28A0092B-C50C-407E-A947-70E740481C1C}">
                           <a14:useLocalDpi xmlns:a14="http://schemas.microsoft.com/office/drawing/2010/main" val="0"/>
@@ -714,119 +997,16 @@
           </wp:inline>
         </w:drawing>
       </w:r>
-      <w:r>
-        <w:t xml:space="preserve"> </w:t>
-      </w:r>
-      <w:r>
+    </w:p>
+    <w:p>
+      <w:pPr>
         <w:rPr>
-          <w:noProof/>
+          <w:b/>
+          <w:bCs/>
+          <w:sz w:val="28"/>
+          <w:szCs w:val="28"/>
         </w:rPr>
-        <w:drawing>
-          <wp:inline distT="0" distB="0" distL="0" distR="0" wp14:anchorId="0B95ABDE" wp14:editId="3FEEE58E">
-            <wp:extent cx="6286500" cy="3328035"/>
-            <wp:effectExtent l="0" t="0" r="0" b="5715"/>
-            <wp:docPr id="510400144" name="Picture 10"/>
-            <wp:cNvGraphicFramePr>
-              <a:graphicFrameLocks xmlns:a="http://schemas.openxmlformats.org/drawingml/2006/main" noChangeAspect="1"/>
-            </wp:cNvGraphicFramePr>
-            <a:graphic xmlns:a="http://schemas.openxmlformats.org/drawingml/2006/main">
-              <a:graphicData uri="http://schemas.openxmlformats.org/drawingml/2006/picture">
-                <pic:pic xmlns:pic="http://schemas.openxmlformats.org/drawingml/2006/picture">
-                  <pic:nvPicPr>
-                    <pic:cNvPr id="0" name="Picture 13"/>
-                    <pic:cNvPicPr>
-                      <a:picLocks noChangeAspect="1" noChangeArrowheads="1"/>
-                    </pic:cNvPicPr>
-                  </pic:nvPicPr>
-                  <pic:blipFill>
-                    <a:blip r:embed="rId15" cstate="print">
-                      <a:extLst>
-                        <a:ext uri="{28A0092B-C50C-407E-A947-70E740481C1C}">
-                          <a14:useLocalDpi xmlns:a14="http://schemas.microsoft.com/office/drawing/2010/main" val="0"/>
-                        </a:ext>
-                      </a:extLst>
-                    </a:blip>
-                    <a:srcRect/>
-                    <a:stretch>
-                      <a:fillRect/>
-                    </a:stretch>
-                  </pic:blipFill>
-                  <pic:spPr bwMode="auto">
-                    <a:xfrm>
-                      <a:off x="0" y="0"/>
-                      <a:ext cx="6286500" cy="3328035"/>
-                    </a:xfrm>
-                    <a:prstGeom prst="rect">
-                      <a:avLst/>
-                    </a:prstGeom>
-                    <a:noFill/>
-                    <a:ln>
-                      <a:noFill/>
-                    </a:ln>
-                  </pic:spPr>
-                </pic:pic>
-              </a:graphicData>
-            </a:graphic>
-          </wp:inline>
-        </w:drawing>
-      </w:r>
-      <w:r>
-        <w:t xml:space="preserve"> </w:t>
-      </w:r>
-      <w:r>
-        <w:rPr>
-          <w:noProof/>
-        </w:rPr>
-        <w:lastRenderedPageBreak/>
-        <w:drawing>
-          <wp:inline distT="0" distB="0" distL="0" distR="0" wp14:anchorId="74E330D7" wp14:editId="2E925C62">
-            <wp:extent cx="6286500" cy="3328035"/>
-            <wp:effectExtent l="0" t="0" r="0" b="5715"/>
-            <wp:docPr id="752189634" name="Picture 11"/>
-            <wp:cNvGraphicFramePr>
-              <a:graphicFrameLocks xmlns:a="http://schemas.openxmlformats.org/drawingml/2006/main" noChangeAspect="1"/>
-            </wp:cNvGraphicFramePr>
-            <a:graphic xmlns:a="http://schemas.openxmlformats.org/drawingml/2006/main">
-              <a:graphicData uri="http://schemas.openxmlformats.org/drawingml/2006/picture">
-                <pic:pic xmlns:pic="http://schemas.openxmlformats.org/drawingml/2006/picture">
-                  <pic:nvPicPr>
-                    <pic:cNvPr id="0" name="Picture 15"/>
-                    <pic:cNvPicPr>
-                      <a:picLocks noChangeAspect="1" noChangeArrowheads="1"/>
-                    </pic:cNvPicPr>
-                  </pic:nvPicPr>
-                  <pic:blipFill>
-                    <a:blip r:embed="rId16" cstate="print">
-                      <a:extLst>
-                        <a:ext uri="{28A0092B-C50C-407E-A947-70E740481C1C}">
-                          <a14:useLocalDpi xmlns:a14="http://schemas.microsoft.com/office/drawing/2010/main" val="0"/>
-                        </a:ext>
-                      </a:extLst>
-                    </a:blip>
-                    <a:srcRect/>
-                    <a:stretch>
-                      <a:fillRect/>
-                    </a:stretch>
-                  </pic:blipFill>
-                  <pic:spPr bwMode="auto">
-                    <a:xfrm>
-                      <a:off x="0" y="0"/>
-                      <a:ext cx="6286500" cy="3328035"/>
-                    </a:xfrm>
-                    <a:prstGeom prst="rect">
-                      <a:avLst/>
-                    </a:prstGeom>
-                    <a:noFill/>
-                    <a:ln>
-                      <a:noFill/>
-                    </a:ln>
-                  </pic:spPr>
-                </pic:pic>
-              </a:graphicData>
-            </a:graphic>
-          </wp:inline>
-        </w:drawing>
-      </w:r>
+      </w:pPr>
     </w:p>
     <w:sectPr>
       <w:headerReference w:type="even" r:id="rId17"/>
@@ -6477,6 +6657,7 @@
   <w:style w:type="character" w:default="1" w:styleId="DefaultParagraphFont">
     <w:name w:val="Default Paragraph Font"/>
     <w:uiPriority w:val="1"/>
+    <w:semiHidden/>
     <w:unhideWhenUsed/>
   </w:style>
   <w:style w:type="table" w:default="1" w:styleId="TableNormal">
